--- a/Publisher_Ready_Curriculum/02_Chemistry_East_Meadow_Refactor/01_Safety_and_Measurement/07_Percent_Composition/Teacher_Guide.docx
+++ b/Publisher_Ready_Curriculum/02_Chemistry_East_Meadow_Refactor/01_Safety_and_Measurement/07_Percent_Composition/Teacher_Guide.docx
@@ -354,7 +354,7 @@
         <w:t xml:space="preserve"> </w:t>
       </w:r>
       <w:r>
-        <w:t xml:space="preserve">(Phase 5): three items — % H and % O in H₂O; sentence explaining why percents sum to 100%. See</w:t>
+        <w:t xml:space="preserve">(Phase 5): three items — % Mg in MgO; % O in MgO; sentence explaining why percents sum to 100%. See</w:t>
       </w:r>
       <w:r>
         <w:t xml:space="preserve"> </w:t>
@@ -3089,7 +3089,7 @@
           <w:i/>
           <w:iCs/>
         </w:rPr>
-        <w:t xml:space="preserve">For water, H₂O (gram formula mass = 18 g/mol):</w:t>
+        <w:t xml:space="preserve">For magnesium oxide, MgO (calculate the gram formula mass first using Mg = 24 g/mol, O = 16 g/mol):</w:t>
       </w:r>
       <w:r>
         <w:t xml:space="preserve"> </w:t>
@@ -3099,7 +3099,7 @@
           <w:i/>
           <w:iCs/>
         </w:rPr>
-        <w:t xml:space="preserve">(a) What is the percent hydrogen by mass? Show your setup.</w:t>
+        <w:t xml:space="preserve">(a) What is the percent by mass of Mg in MgO? Show your setup.</w:t>
       </w:r>
       <w:r>
         <w:t xml:space="preserve"> </w:t>
@@ -3109,7 +3109,7 @@
           <w:i/>
           <w:iCs/>
         </w:rPr>
-        <w:t xml:space="preserve">(b) What is the percent oxygen by mass? Show your setup.</w:t>
+        <w:t xml:space="preserve">(b) What is the percent by mass of O in MgO? Show your setup.</w:t>
       </w:r>
       <w:r>
         <w:t xml:space="preserve"> </w:t>
@@ -3119,7 +3119,7 @@
           <w:i/>
           <w:iCs/>
         </w:rPr>
-        <w:t xml:space="preserve">(c) In one sentence, why do the percentages add up to 100%?</w:t>
+        <w:t xml:space="preserve">(c) In one sentence, why do the two percentages add up to 100%?</w:t>
       </w:r>
     </w:p>
     <w:p>
@@ -4258,7 +4258,7 @@
               <w:pStyle w:val="Compact"/>
             </w:pPr>
             <w:r>
-              <w:t xml:space="preserve">Phase 5 — Exit Ticket (% H and % O in H₂O; sentence explaining why percents sum to 100%)</w:t>
+              <w:t xml:space="preserve">Phase 5 — Exit Ticket (% Mg and % O in MgO; sentence explaining why percents sum to 100%)</w:t>
             </w:r>
           </w:p>
         </w:tc>
